--- a/courts/sixth-circuit/michigan/federal/bankruptcy-eastern-district/adversary-complaint/usage/OUTPUT-adversary-complaint.docx
+++ b/courts/sixth-circuit/michigan/federal/bankruptcy-eastern-district/adversary-complaint/usage/OUTPUT-adversary-complaint.docx
@@ -4,15 +4,9 @@
   <w:body>
     <w:p>
       <w:pPr>
-        <w:pStyle w:val="Date"/>
-      </w:pPr>
-      <w:r>
-        <w:t xml:space="preserve">June 15, 2026</w:t>
-      </w:r>
-    </w:p>
-    <w:p>
-      <w:pPr>
-        <w:pStyle w:val="Centered"/>
+        <w:spacing w:before="0" w:after="0" w:line="340" w:lineRule="exact"/>
+        <w:ind w:left="0" w:firstLine="0"/>
+        <w:jc w:val="center"/>
       </w:pPr>
       <w:r>
         <w:t xml:space="preserve">UNITED STATES BANKRUPTCY COURT</w:t>
@@ -20,7 +14,9 @@
     </w:p>
     <w:p>
       <w:pPr>
-        <w:pStyle w:val="Centered"/>
+        <w:spacing w:before="0" w:after="0" w:line="340" w:lineRule="exact"/>
+        <w:ind w:left="0" w:firstLine="0"/>
+        <w:jc w:val="center"/>
       </w:pPr>
       <w:r>
         <w:t xml:space="preserve">EASTERN DISTRICT OF MICHIGAN</w:t>
@@ -28,7 +24,9 @@
     </w:p>
     <w:p>
       <w:pPr>
-        <w:pStyle w:val="Centered"/>
+        <w:spacing w:before="0" w:after="0" w:line="340" w:lineRule="exact"/>
+        <w:ind w:left="0" w:firstLine="0"/>
+        <w:jc w:val="center"/>
       </w:pPr>
       <w:r>
         <w:t xml:space="preserve">SOUTHERN DIVISION at DETROIT</w:t>
@@ -36,34 +34,20 @@
     </w:p>
     <w:p>
       <w:pPr>
-        <w:pStyle w:val="Single"/>
-        <w:spacing w:before="336" w:after="0"/>
-      </w:pPr>
-    </w:p>
-    <w:p>
-      <w:pPr>
-        <w:pStyle w:val="Single"/>
-        <w:pBdr>
-          <w:bottom w:val="single" w:sz="4" w:space="1" w:color="000000"/>
-        </w:pBdr>
+        <w:spacing w:before="0" w:after="0" w:line="336" w:lineRule="exact"/>
       </w:pPr>
     </w:p>
     <w:tbl>
       <w:tblPr>
         <w:tblW w:w="9360" w:type="dxa"/>
-        <w:tblBorders>
-          <w:top w:val="nil"/>
-          <w:left w:val="nil"/>
-          <w:bottom w:val="nil"/>
-          <w:right w:val="nil"/>
-          <w:insideH w:val="nil"/>
-          <w:insideV w:val="nil"/>
-        </w:tblBorders>
         <w:tblLayout w:type="fixed"/>
         <w:tblCellMar>
+          <w:top w:w="0" w:type="dxa"/>
           <w:left w:w="0" w:type="dxa"/>
+          <w:bottom w:w="0" w:type="dxa"/>
           <w:right w:w="0" w:type="dxa"/>
         </w:tblCellMar>
+        <w:tblLook w:val="0000" w:firstRow="0" w:lastRow="0" w:firstColumn="0" w:lastColumn="0" w:noHBand="0" w:noVBand="0"/>
       </w:tblPr>
       <w:tblGrid>
         <w:gridCol w:w="4680"/>
@@ -76,10 +60,21 @@
         <w:tc>
           <w:tcPr>
             <w:tcW w:w="4680" w:type="dxa"/>
+            <w:tcBorders>
+              <w:top w:val="single" w:sz="4" w:space="0" w:color="000000"/>
+              <w:bottom w:val="single" w:sz="4" w:space="0" w:color="000000"/>
+            </w:tcBorders>
+            <w:tcMar>
+              <w:top w:w="80" w:type="dxa"/>
+              <w:left w:w="0" w:type="dxa"/>
+              <w:bottom w:w="80" w:type="dxa"/>
+            </w:tcMar>
           </w:tcPr>
           <w:p>
             <w:pPr>
-              <w:pStyle w:val="Single"/>
+              <w:spacing w:before="0" w:after="0" w:line="340" w:lineRule="exact"/>
+              <w:ind w:left="0" w:firstLine="0"/>
+              <w:jc w:val="left"/>
             </w:pPr>
             <w:r>
               <w:t xml:space="preserve">In re: DEBORAH L. GRIFFIN</w:t>
@@ -87,7 +82,9 @@
           </w:p>
           <w:p>
             <w:pPr>
-              <w:pStyle w:val="SingleRight"/>
+              <w:spacing w:before="0" w:after="0" w:line="340" w:lineRule="exact"/>
+              <w:ind w:left="0" w:firstLine="0"/>
+              <w:jc w:val="right"/>
             </w:pPr>
             <w:r>
               <w:t xml:space="preserve">Debtor.</w:t>
@@ -97,20 +94,33 @@
         <w:tc>
           <w:tcPr>
             <w:tcW w:w="4680" w:type="dxa"/>
+            <w:tcBorders>
+              <w:top w:val="single" w:sz="4" w:space="0" w:color="000000"/>
+              <w:bottom w:val="single" w:sz="4" w:space="0" w:color="000000"/>
+            </w:tcBorders>
+            <w:tcMar>
+              <w:top w:w="80" w:type="dxa"/>
+              <w:left w:w="360" w:type="dxa"/>
+              <w:bottom w:w="80" w:type="dxa"/>
+            </w:tcMar>
           </w:tcPr>
           <w:p>
             <w:pPr>
-              <w:pStyle w:val="Single"/>
-              <w:ind w:left="360" w:firstLine="0"/>
+              <w:spacing w:before="0" w:after="0" w:line="340" w:lineRule="exact"/>
+              <w:ind w:left="0" w:firstLine="0"/>
+              <w:jc w:val="left"/>
             </w:pPr>
             <w:r>
-              <w:t xml:space="preserve">Case No. 25-47309-MAR</w:t>
+              <w:t xml:space="preserve">Case No. 25</w:t>
+              <w:noBreakHyphen/>
+              <w:t xml:space="preserve">47309-MAR</w:t>
             </w:r>
           </w:p>
           <w:p>
             <w:pPr>
-              <w:pStyle w:val="Single"/>
-              <w:ind w:left="360" w:firstLine="0"/>
+              <w:spacing w:before="0" w:after="0" w:line="340" w:lineRule="exact"/>
+              <w:ind w:left="0" w:firstLine="0"/>
+              <w:jc w:val="left"/>
             </w:pPr>
             <w:r>
               <w:t xml:space="preserve">Chapter 13</w:t>
@@ -118,8 +128,9 @@
           </w:p>
           <w:p>
             <w:pPr>
-              <w:pStyle w:val="Single"/>
-              <w:ind w:left="360" w:firstLine="0"/>
+              <w:spacing w:before="0" w:after="0" w:line="340" w:lineRule="exact"/>
+              <w:ind w:left="0" w:firstLine="0"/>
+              <w:jc w:val="left"/>
             </w:pPr>
             <w:r>
               <w:t xml:space="preserve">Honorable Mark A. Randon</w:t>
@@ -130,34 +141,20 @@
     </w:tbl>
     <w:p>
       <w:pPr>
-        <w:pStyle w:val="Single"/>
-        <w:pBdr>
-          <w:bottom w:val="single" w:sz="4" w:space="1" w:color="000000"/>
-        </w:pBdr>
-      </w:pPr>
-    </w:p>
-    <w:p>
-      <w:pPr>
-        <w:pStyle w:val="Single"/>
-        <w:spacing w:before="168" w:after="0"/>
+        <w:spacing w:before="0" w:after="0" w:line="168" w:lineRule="exact"/>
       </w:pPr>
     </w:p>
     <w:tbl>
       <w:tblPr>
         <w:tblW w:w="9360" w:type="dxa"/>
-        <w:tblBorders>
-          <w:top w:val="nil"/>
-          <w:left w:val="nil"/>
-          <w:bottom w:val="nil"/>
-          <w:right w:val="nil"/>
-          <w:insideH w:val="nil"/>
-          <w:insideV w:val="nil"/>
-        </w:tblBorders>
         <w:tblLayout w:type="fixed"/>
         <w:tblCellMar>
+          <w:top w:w="0" w:type="dxa"/>
           <w:left w:w="0" w:type="dxa"/>
+          <w:bottom w:w="0" w:type="dxa"/>
           <w:right w:w="0" w:type="dxa"/>
         </w:tblCellMar>
+        <w:tblLook w:val="0000" w:firstRow="0" w:lastRow="0" w:firstColumn="0" w:lastColumn="0" w:noHBand="0" w:noVBand="0"/>
       </w:tblPr>
       <w:tblGrid>
         <w:gridCol w:w="4680"/>
@@ -170,10 +167,19 @@
         <w:tc>
           <w:tcPr>
             <w:tcW w:w="4680" w:type="dxa"/>
+            <w:tcBorders>
+              <w:bottom w:val="single" w:sz="4" w:space="0" w:color="000000"/>
+            </w:tcBorders>
+            <w:tcMar>
+              <w:left w:w="0" w:type="dxa"/>
+              <w:bottom w:w="80" w:type="dxa"/>
+            </w:tcMar>
           </w:tcPr>
           <w:p>
             <w:pPr>
-              <w:pStyle w:val="Single"/>
+              <w:spacing w:before="0" w:after="0" w:line="340" w:lineRule="exact"/>
+              <w:ind w:left="0" w:firstLine="0"/>
+              <w:jc w:val="left"/>
             </w:pPr>
             <w:r>
               <w:t xml:space="preserve">DEBORAH L. GRIFFIN,</w:t>
@@ -181,7 +187,9 @@
           </w:p>
           <w:p>
             <w:pPr>
-              <w:pStyle w:val="SingleRight"/>
+              <w:spacing w:before="0" w:after="0" w:line="340" w:lineRule="exact"/>
+              <w:ind w:left="0" w:firstLine="0"/>
+              <w:jc w:val="right"/>
             </w:pPr>
             <w:r>
               <w:t xml:space="preserve">Plaintiff,</w:t>
@@ -189,8 +197,9 @@
           </w:p>
           <w:p>
             <w:pPr>
-              <w:pStyle w:val="Centered"/>
-              <w:spacing w:before="120" w:after="120"/>
+              <w:spacing w:before="168" w:after="0" w:line="340" w:lineRule="exact"/>
+              <w:ind w:left="0" w:firstLine="0"/>
+              <w:jc w:val="center"/>
             </w:pPr>
             <w:r>
               <w:t xml:space="preserve">vs.</w:t>
@@ -198,7 +207,9 @@
           </w:p>
           <w:p>
             <w:pPr>
-              <w:pStyle w:val="Single"/>
+              <w:spacing w:before="168" w:after="0" w:line="340" w:lineRule="exact"/>
+              <w:ind w:left="0" w:firstLine="0"/>
+              <w:jc w:val="left"/>
             </w:pPr>
             <w:r>
               <w:t xml:space="preserve">NATIONAL DEBT RELIEF LLC,</w:t>
@@ -206,7 +217,9 @@
           </w:p>
           <w:p>
             <w:pPr>
-              <w:pStyle w:val="SingleRight"/>
+              <w:spacing w:before="0" w:after="0" w:line="340" w:lineRule="exact"/>
+              <w:ind w:left="0" w:firstLine="0"/>
+              <w:jc w:val="right"/>
             </w:pPr>
             <w:r>
               <w:t xml:space="preserve">Defendant.</w:t>
@@ -216,11 +229,19 @@
         <w:tc>
           <w:tcPr>
             <w:tcW w:w="4680" w:type="dxa"/>
+            <w:tcBorders>
+              <w:bottom w:val="single" w:sz="4" w:space="0" w:color="000000"/>
+            </w:tcBorders>
+            <w:tcMar>
+              <w:left w:w="360" w:type="dxa"/>
+              <w:bottom w:w="80" w:type="dxa"/>
+            </w:tcMar>
           </w:tcPr>
           <w:p>
             <w:pPr>
-              <w:pStyle w:val="Single"/>
-              <w:ind w:left="360" w:firstLine="0"/>
+              <w:spacing w:before="0" w:after="0" w:line="340" w:lineRule="exact"/>
+              <w:ind w:left="0" w:firstLine="0"/>
+              <w:jc w:val="left"/>
             </w:pPr>
             <w:r>
               <w:t xml:space="preserve">Chapter 13</w:t>
@@ -228,8 +249,9 @@
           </w:p>
           <w:p>
             <w:pPr>
-              <w:pStyle w:val="Single"/>
-              <w:ind w:left="360" w:firstLine="0"/>
+              <w:spacing w:before="0" w:after="0" w:line="340" w:lineRule="exact"/>
+              <w:ind w:left="0" w:firstLine="0"/>
+              <w:jc w:val="left"/>
             </w:pPr>
             <w:r>
               <w:t xml:space="preserve">Adversary Proceeding No. ______________</w:t>
@@ -240,21 +262,9 @@
     </w:tbl>
     <w:p>
       <w:pPr>
-        <w:pStyle w:val="Single"/>
-        <w:pBdr>
-          <w:bottom w:val="single" w:sz="4" w:space="1" w:color="000000"/>
-        </w:pBdr>
-      </w:pPr>
-    </w:p>
-    <w:p>
-      <w:pPr>
-        <w:pStyle w:val="Single"/>
-        <w:spacing w:before="336" w:after="0"/>
-      </w:pPr>
-    </w:p>
-    <w:p>
-      <w:pPr>
-        <w:pStyle w:val="Centered"/>
+        <w:spacing w:before="336" w:after="224" w:line="340" w:lineRule="exact"/>
+        <w:ind w:left="0" w:firstLine="0"/>
+        <w:jc w:val="center"/>
       </w:pPr>
       <w:r>
         <w:rPr>
@@ -266,20 +276,402 @@
     </w:p>
     <w:p>
       <w:pPr>
-        <w:pStyle w:val="Single"/>
-        <w:spacing w:before="224" w:after="0"/>
-      </w:pPr>
-    </w:p>
-    <w:p>
-      <w:pPr>
-        <w:pStyle w:val="BodyText"/>
-        <w:ind w:left="0" w:firstLine="0"/>
-      </w:pPr>
-      <w:r>
-        <w:t xml:space="preserve">Plaintiff, Deborah L. Griffin (“Plaintiff”), pursuant to 11 U.S.C. §548, 11 U.S.C. §544(b)(1) and M.C.L. §566.34(1), 11 U.S.C. §550(a), the Michigan Debt Management Act, M.C.L. 451.411, et. seq. (“Debt Management Act”) and the Michigan Consumer Protection Act, M.C.L. 445.901, et. seq. (“MCPA”), complaining of the above captioned Defendant National Debt Relief LLC (“Defendant”), by and through her undersigned attorneys, alleges as follows:</w:t>
-      </w:r>
-    </w:p>
-    <w:bookmarkStart w:id="20" w:name="jurisdiction-and-venue"/>
+        <w:pStyle w:val="BodyText"/>
+      </w:pPr>
+      <w:r>
+        <w:t xml:space="preserve">Plaintiff,</w:t>
+      </w:r>
+      <w:r>
+        <w:t xml:space="preserve"> </w:t>
+      </w:r>
+      <w:r>
+        <w:t xml:space="preserve">Deborah</w:t>
+      </w:r>
+      <w:r>
+        <w:t xml:space="preserve"> </w:t>
+      </w:r>
+      <w:r>
+        <w:t xml:space="preserve">L.</w:t>
+      </w:r>
+      <w:r>
+        <w:t xml:space="preserve"> </w:t>
+      </w:r>
+      <w:r>
+        <w:t xml:space="preserve">Griffin</w:t>
+      </w:r>
+      <w:r>
+        <w:t xml:space="preserve"> </w:t>
+      </w:r>
+      <w:r>
+        <w:t xml:space="preserve">(“Plaintiff”),</w:t>
+      </w:r>
+      <w:r>
+        <w:t xml:space="preserve"> </w:t>
+      </w:r>
+      <w:r>
+        <w:t xml:space="preserve">pursuant</w:t>
+      </w:r>
+      <w:r>
+        <w:t xml:space="preserve"> </w:t>
+      </w:r>
+      <w:r>
+        <w:t xml:space="preserve">to</w:t>
+      </w:r>
+      <w:r>
+        <w:t xml:space="preserve"> </w:t>
+      </w:r>
+      <w:r>
+        <w:t xml:space="preserve">11</w:t>
+      </w:r>
+      <w:r>
+        <w:t xml:space="preserve"> </w:t>
+      </w:r>
+      <w:r>
+        <w:t xml:space="preserve">U.S.C.</w:t>
+      </w:r>
+      <w:r>
+        <w:t xml:space="preserve"> </w:t>
+      </w:r>
+      <w:r>
+        <w:t xml:space="preserve">§548,</w:t>
+      </w:r>
+      <w:r>
+        <w:t xml:space="preserve"> </w:t>
+      </w:r>
+      <w:r>
+        <w:t xml:space="preserve">11</w:t>
+      </w:r>
+      <w:r>
+        <w:t xml:space="preserve"> </w:t>
+      </w:r>
+      <w:r>
+        <w:t xml:space="preserve">U.S.C.</w:t>
+      </w:r>
+      <w:r>
+        <w:t xml:space="preserve"> </w:t>
+      </w:r>
+      <w:r>
+        <w:t xml:space="preserve">§544(b)⁠(1)</w:t>
+      </w:r>
+      <w:r>
+        <w:t xml:space="preserve"> </w:t>
+      </w:r>
+      <w:r>
+        <w:t xml:space="preserve">and</w:t>
+      </w:r>
+      <w:r>
+        <w:t xml:space="preserve"> </w:t>
+      </w:r>
+      <w:r>
+        <w:t xml:space="preserve">M.C.L.</w:t>
+      </w:r>
+      <w:r>
+        <w:t xml:space="preserve"> </w:t>
+      </w:r>
+      <w:r>
+        <w:t xml:space="preserve">§566.34(1),</w:t>
+      </w:r>
+      <w:r>
+        <w:t xml:space="preserve"> </w:t>
+      </w:r>
+      <w:r>
+        <w:t xml:space="preserve">11</w:t>
+      </w:r>
+      <w:r>
+        <w:t xml:space="preserve"> </w:t>
+      </w:r>
+      <w:r>
+        <w:t xml:space="preserve">U.S.C.</w:t>
+      </w:r>
+      <w:r>
+        <w:t xml:space="preserve"> </w:t>
+      </w:r>
+      <w:r>
+        <w:t xml:space="preserve">§550(a),</w:t>
+      </w:r>
+      <w:r>
+        <w:t xml:space="preserve"> </w:t>
+      </w:r>
+      <w:r>
+        <w:t xml:space="preserve">the</w:t>
+      </w:r>
+      <w:r>
+        <w:t xml:space="preserve"> </w:t>
+      </w:r>
+      <w:r>
+        <w:t xml:space="preserve">Michigan</w:t>
+      </w:r>
+      <w:r>
+        <w:t xml:space="preserve"> </w:t>
+      </w:r>
+      <w:r>
+        <w:t xml:space="preserve">Debt</w:t>
+      </w:r>
+      <w:r>
+        <w:t xml:space="preserve"> </w:t>
+      </w:r>
+      <w:r>
+        <w:t xml:space="preserve">Management</w:t>
+      </w:r>
+      <w:r>
+        <w:t xml:space="preserve"> </w:t>
+      </w:r>
+      <w:r>
+        <w:t xml:space="preserve">Act,</w:t>
+      </w:r>
+      <w:r>
+        <w:t xml:space="preserve"> </w:t>
+      </w:r>
+      <w:r>
+        <w:t xml:space="preserve">M.C.L.</w:t>
+      </w:r>
+      <w:r>
+        <w:t xml:space="preserve"> </w:t>
+      </w:r>
+      <w:r>
+        <w:t xml:space="preserve">451.411,</w:t>
+      </w:r>
+      <w:r>
+        <w:t xml:space="preserve"> </w:t>
+      </w:r>
+      <w:r>
+        <w:t xml:space="preserve">et.</w:t>
+      </w:r>
+      <w:r>
+        <w:t xml:space="preserve"> </w:t>
+      </w:r>
+      <w:r>
+        <w:t xml:space="preserve">seq.</w:t>
+      </w:r>
+      <w:r>
+        <w:t xml:space="preserve"> </w:t>
+      </w:r>
+      <w:r>
+        <w:t xml:space="preserve">(</w:t>
+      </w:r>
+      <w:r>
+        <w:t xml:space="preserve">“</w:t>
+      </w:r>
+      <w:r>
+        <w:t xml:space="preserve">Debt</w:t>
+      </w:r>
+      <w:r>
+        <w:t xml:space="preserve"> </w:t>
+      </w:r>
+      <w:r>
+        <w:t xml:space="preserve">Management</w:t>
+      </w:r>
+      <w:r>
+        <w:t xml:space="preserve"> </w:t>
+      </w:r>
+      <w:r>
+        <w:t xml:space="preserve">Act</w:t>
+      </w:r>
+      <w:r>
+        <w:t xml:space="preserve">”</w:t>
+      </w:r>
+      <w:r>
+        <w:t xml:space="preserve">)</w:t>
+      </w:r>
+      <w:r>
+        <w:t xml:space="preserve"> </w:t>
+      </w:r>
+      <w:r>
+        <w:t xml:space="preserve">and</w:t>
+      </w:r>
+      <w:r>
+        <w:t xml:space="preserve"> </w:t>
+      </w:r>
+      <w:r>
+        <w:t xml:space="preserve">the</w:t>
+      </w:r>
+      <w:r>
+        <w:t xml:space="preserve"> </w:t>
+      </w:r>
+      <w:r>
+        <w:t xml:space="preserve">Michigan</w:t>
+      </w:r>
+      <w:r>
+        <w:t xml:space="preserve"> </w:t>
+      </w:r>
+      <w:r>
+        <w:t xml:space="preserve">Consumer</w:t>
+      </w:r>
+      <w:r>
+        <w:t xml:space="preserve"> </w:t>
+      </w:r>
+      <w:r>
+        <w:t xml:space="preserve">Protection</w:t>
+      </w:r>
+      <w:r>
+        <w:t xml:space="preserve"> </w:t>
+      </w:r>
+      <w:r>
+        <w:t xml:space="preserve">Act,</w:t>
+      </w:r>
+      <w:r>
+        <w:t xml:space="preserve"> </w:t>
+      </w:r>
+      <w:r>
+        <w:t xml:space="preserve">M.C.L.</w:t>
+      </w:r>
+      <w:r>
+        <w:t xml:space="preserve"> </w:t>
+      </w:r>
+      <w:r>
+        <w:t xml:space="preserve">445.901,</w:t>
+      </w:r>
+      <w:r>
+        <w:t xml:space="preserve"> </w:t>
+      </w:r>
+      <w:r>
+        <w:t xml:space="preserve">et.</w:t>
+      </w:r>
+      <w:r>
+        <w:t xml:space="preserve"> </w:t>
+      </w:r>
+      <w:r>
+        <w:t xml:space="preserve">seq.</w:t>
+      </w:r>
+      <w:r>
+        <w:t xml:space="preserve"> </w:t>
+      </w:r>
+      <w:r>
+        <w:t xml:space="preserve">(</w:t>
+      </w:r>
+      <w:r>
+        <w:t xml:space="preserve">“</w:t>
+      </w:r>
+      <w:r>
+        <w:t xml:space="preserve">MCPA</w:t>
+      </w:r>
+      <w:r>
+        <w:t xml:space="preserve">”</w:t>
+      </w:r>
+      <w:r>
+        <w:t xml:space="preserve">),</w:t>
+      </w:r>
+      <w:r>
+        <w:t xml:space="preserve"> </w:t>
+      </w:r>
+      <w:r>
+        <w:t xml:space="preserve">complaining</w:t>
+      </w:r>
+      <w:r>
+        <w:t xml:space="preserve"> </w:t>
+      </w:r>
+      <w:r>
+        <w:t xml:space="preserve">of</w:t>
+      </w:r>
+      <w:r>
+        <w:t xml:space="preserve"> </w:t>
+      </w:r>
+      <w:r>
+        <w:t xml:space="preserve">the</w:t>
+      </w:r>
+      <w:r>
+        <w:t xml:space="preserve"> </w:t>
+      </w:r>
+      <w:r>
+        <w:t xml:space="preserve">above</w:t>
+      </w:r>
+      <w:r>
+        <w:t xml:space="preserve"> </w:t>
+      </w:r>
+      <w:r>
+        <w:t xml:space="preserve">captioned</w:t>
+      </w:r>
+      <w:r>
+        <w:t xml:space="preserve"> </w:t>
+      </w:r>
+      <w:r>
+        <w:t xml:space="preserve">Defendant</w:t>
+      </w:r>
+      <w:r>
+        <w:t xml:space="preserve"> </w:t>
+      </w:r>
+      <w:r>
+        <w:t xml:space="preserve">National</w:t>
+      </w:r>
+      <w:r>
+        <w:t xml:space="preserve"> </w:t>
+      </w:r>
+      <w:r>
+        <w:t xml:space="preserve">Debt</w:t>
+      </w:r>
+      <w:r>
+        <w:t xml:space="preserve"> </w:t>
+      </w:r>
+      <w:r>
+        <w:t xml:space="preserve">Relief</w:t>
+      </w:r>
+      <w:r>
+        <w:t xml:space="preserve"> </w:t>
+      </w:r>
+      <w:r>
+        <w:t xml:space="preserve">LLC</w:t>
+      </w:r>
+      <w:r>
+        <w:t xml:space="preserve"> </w:t>
+      </w:r>
+      <w:r>
+        <w:t xml:space="preserve">(“Defendant”),</w:t>
+      </w:r>
+      <w:r>
+        <w:t xml:space="preserve"> </w:t>
+      </w:r>
+      <w:r>
+        <w:t xml:space="preserve">by</w:t>
+      </w:r>
+      <w:r>
+        <w:t xml:space="preserve"> </w:t>
+      </w:r>
+      <w:r>
+        <w:t xml:space="preserve">and</w:t>
+      </w:r>
+      <w:r>
+        <w:t xml:space="preserve"> </w:t>
+      </w:r>
+      <w:r>
+        <w:t xml:space="preserve">through</w:t>
+      </w:r>
+      <w:r>
+        <w:t xml:space="preserve"> </w:t>
+      </w:r>
+      <w:r>
+        <w:t xml:space="preserve">her</w:t>
+      </w:r>
+      <w:r>
+        <w:t xml:space="preserve"> </w:t>
+      </w:r>
+      <w:r>
+        <w:t xml:space="preserve">undersigned</w:t>
+      </w:r>
+      <w:r>
+        <w:t xml:space="preserve"> </w:t>
+      </w:r>
+      <w:r>
+        <w:t xml:space="preserve">attorneys,</w:t>
+      </w:r>
+      <w:r>
+        <w:t xml:space="preserve"> </w:t>
+      </w:r>
+      <w:r>
+        <w:t xml:space="preserve">alleges</w:t>
+      </w:r>
+      <w:r>
+        <w:t xml:space="preserve"> </w:t>
+      </w:r>
+      <w:r>
+        <w:t xml:space="preserve">as</w:t>
+      </w:r>
+      <w:r>
+        <w:t xml:space="preserve"> </w:t>
+      </w:r>
+      <w:r>
+        <w:t xml:space="preserve">follows:</w:t>
+      </w:r>
+    </w:p>
     <w:p>
       <w:pPr>
         <w:pStyle w:val="Heading1"/>
@@ -290,18 +682,24 @@
     </w:p>
     <w:p>
       <w:pPr>
-        <w:pStyle w:val="FirstParagraph"/>
-      </w:pPr>
-      <w:r>
-        <w:t xml:space="preserve">1. Pursuant to Fed. R. Bankr. P., Rule 7008, this Adversary Proceeding arises out of and is related to the above captioned Bankruptcy Case No. 25-47309-MAR, filed herein on July 21, 2025. Plaintiff consents to the entry of a Final Order or Judgment herein by the Bankruptcy Court.</w:t>
-      </w:r>
-    </w:p>
-    <w:p>
-      <w:pPr>
-        <w:pStyle w:val="BodyText"/>
-      </w:pPr>
-      <w:r>
-        <w:t xml:space="preserve">2. This Adversary Proceeding is a core proceeding pursuant to 28 U.S.C. §157(b)(2)(H).</w:t>
+        <w:pStyle w:val="BodyText"/>
+      </w:pPr>
+      <w:r>
+        <w:t xml:space="preserve">1. Pursuant to Fed. R. Bankr. P., Rule 7008, this Adversary Proceeding arises out of and is related to the above captioned Bankruptcy Case No. 25</w:t>
+      </w:r>
+      <w:r>
+        <w:noBreakHyphen/>
+      </w:r>
+      <w:r>
+        <w:t xml:space="preserve">47309-MAR, filed herein on July 21, 2025. Plaintiff consents to the entry of a Final Order or Judgment herein by the Bankruptcy Court.</w:t>
+      </w:r>
+    </w:p>
+    <w:p>
+      <w:pPr>
+        <w:pStyle w:val="BodyText"/>
+      </w:pPr>
+      <w:r>
+        <w:t xml:space="preserve">2. This Adversary Proceeding is a core proceeding pursuant to 28 U.S.C. §157(b)⁠(2)⁠(H).</w:t>
       </w:r>
     </w:p>
     <w:p>
@@ -328,8 +726,6 @@
         <w:t xml:space="preserve">5. Venue is proper in this Court for this Adversary Proceeding pursuant to 28 U.S.C. §1409.</w:t>
       </w:r>
     </w:p>
-    <w:bookmarkEnd w:id="20"/>
-    <w:bookmarkStart w:id="21" w:name="parties"/>
     <w:p>
       <w:pPr>
         <w:pStyle w:val="Heading1"/>
@@ -340,10 +736,16 @@
     </w:p>
     <w:p>
       <w:pPr>
-        <w:pStyle w:val="FirstParagraph"/>
-      </w:pPr>
-      <w:r>
-        <w:t xml:space="preserve">6. Plaintiff, Deborah L. Griffin is the Debtor in the above captioned Chapter 13 Bankruptcy Case No. 25-47309-MAR.</w:t>
+        <w:pStyle w:val="BodyText"/>
+      </w:pPr>
+      <w:r>
+        <w:t xml:space="preserve">6. Plaintiff, Deborah L. Griffin is the Debtor in the above captioned Chapter 13 Bankruptcy Case No. 25</w:t>
+      </w:r>
+      <w:r>
+        <w:noBreakHyphen/>
+      </w:r>
+      <w:r>
+        <w:t xml:space="preserve">47309-MAR.</w:t>
       </w:r>
     </w:p>
     <w:p>
@@ -370,8 +772,6 @@
         <w:t xml:space="preserve">9. Defendant’s Resident Agent and address for service of process is: Business Filings Incorporated, 40600 Plymouth Road, Suite 201, Plymouth, MI 48170.</w:t>
       </w:r>
     </w:p>
-    <w:bookmarkEnd w:id="21"/>
-    <w:bookmarkStart w:id="22" w:name="general-allegations"/>
     <w:p>
       <w:pPr>
         <w:pStyle w:val="Heading1"/>
@@ -382,7 +782,7 @@
     </w:p>
     <w:p>
       <w:pPr>
-        <w:pStyle w:val="FirstParagraph"/>
+        <w:pStyle w:val="BodyText"/>
       </w:pPr>
       <w:r>
         <w:t xml:space="preserve">10. Defendant provides debt management services, as defined by Sec.2.(e) of the Debt Management Act, to 1 or more residents of the State of Michigan.</w:t>
@@ -498,8 +898,6 @@
         <w:t xml:space="preserve">20. Defendant has retained all the Payments made to Defendant, and Plaintiff has received no reimbursement whatsoever of the Payments made to Defendant.</w:t>
       </w:r>
     </w:p>
-    <w:bookmarkEnd w:id="22"/>
-    <w:bookmarkStart w:id="24" w:name="count-i"/>
     <w:p>
       <w:pPr>
         <w:pStyle w:val="Heading1"/>
@@ -508,18 +906,17 @@
         <w:t xml:space="preserve">COUNT I</w:t>
       </w:r>
     </w:p>
-    <w:bookmarkStart w:id="23" w:name="Xfab963c17d2a9aaa261f4bd77ecc2966bef4902"/>
     <w:p>
       <w:pPr>
         <w:pStyle w:val="Heading2"/>
       </w:pPr>
       <w:r>
-        <w:t xml:space="preserve">AVOIDANCE OF TRANSFERS PURSUANT TO 11 U.S.C. 548(a)(1)(B)</w:t>
-      </w:r>
-    </w:p>
-    <w:p>
-      <w:pPr>
-        <w:pStyle w:val="FirstParagraph"/>
+        <w:t xml:space="preserve">AVOIDANCE OF TRANSFERS PURSUANT TO 11 U.S.C. 548(a)⁠(1)⁠(B)</w:t>
+      </w:r>
+    </w:p>
+    <w:p>
+      <w:pPr>
+        <w:pStyle w:val="BodyText"/>
       </w:pPr>
       <w:r>
         <w:t xml:space="preserve">21. Plaintiff restates and incorporates herein by reference the allegations contained above paragraph nos. 1. through 20., inclusive.</w:t>
@@ -580,20 +977,17 @@
         <w:pStyle w:val="BodyText"/>
       </w:pPr>
       <w:r>
-        <w:t xml:space="preserve">26. The Transfers are avoidable pursuant to 11 U.S.C. 548(a)(1)(B).</w:t>
-      </w:r>
-    </w:p>
-    <w:p>
-      <w:pPr>
-        <w:pStyle w:val="BodyText"/>
-      </w:pPr>
-      <w:r>
-        <w:t xml:space="preserve">WHEREFORE, pursuant to Count I of Plaintiff’s Complaint, Plaintiff prays that this Honorable Court enter judgment against Defendant on Count I of Plaintiff’s Complaint, in the amount of $5,504.50, and determine that all monies paid to Defendant by Plaintiff are preferential transfers and shall be avoided pursuant to 11 U.S.C. 548(a)(1)(B).</w:t>
-      </w:r>
-    </w:p>
-    <w:bookmarkEnd w:id="23"/>
-    <w:bookmarkEnd w:id="24"/>
-    <w:bookmarkStart w:id="26" w:name="count-ii"/>
+        <w:t xml:space="preserve">26. The Transfers are avoidable pursuant to 11 U.S.C. 548(a)⁠(1)⁠(B).</w:t>
+      </w:r>
+    </w:p>
+    <w:p>
+      <w:pPr>
+        <w:pStyle w:val="BodyText"/>
+      </w:pPr>
+      <w:r>
+        <w:t xml:space="preserve">WHEREFORE, pursuant to Count I of Plaintiff’s Complaint, Plaintiff prays that this Honorable Court enter judgment against Defendant on Count I of Plaintiff’s Complaint, in the amount of $5,504.50, and determine that all monies paid to Defendant by Plaintiff are preferential transfers and shall be avoided pursuant to 11 U.S.C. 548(a)⁠(1)⁠(B).</w:t>
+      </w:r>
+    </w:p>
     <w:p>
       <w:pPr>
         <w:pStyle w:val="Heading1"/>
@@ -602,18 +996,17 @@
         <w:t xml:space="preserve">COUNT II</w:t>
       </w:r>
     </w:p>
-    <w:bookmarkStart w:id="25" w:name="X3832fcd69b67f6c86cc64465e00f0f156b20148"/>
     <w:p>
       <w:pPr>
         <w:pStyle w:val="Heading2"/>
       </w:pPr>
       <w:r>
-        <w:t xml:space="preserve">AVOIDANCE OF TRANSFERS PURSUANT TO 11 U.S.C. §544(b)(1) AND M.C.L. §566.34(1).</w:t>
-      </w:r>
-    </w:p>
-    <w:p>
-      <w:pPr>
-        <w:pStyle w:val="FirstParagraph"/>
+        <w:t xml:space="preserve">AVOIDANCE OF TRANSFERS PURSUANT TO 11 U.S.C. §544(b)⁠(1) AND M.C.L. §566.34(1).</w:t>
+      </w:r>
+    </w:p>
+    <w:p>
+      <w:pPr>
+        <w:pStyle w:val="BodyText"/>
       </w:pPr>
       <w:r>
         <w:t xml:space="preserve">27. Plaintiff restates and incorporates herein by reference the allegations contained above paragraph nos. 1. through 26., inclusive.</w:t>
@@ -656,20 +1049,17 @@
         <w:pStyle w:val="BodyText"/>
       </w:pPr>
       <w:r>
-        <w:t xml:space="preserve">32. The Transfers are avoidable pursuant to 11 U.S.C. §544(b)(1) and M.C.L.§566.34(1).</w:t>
-      </w:r>
-    </w:p>
-    <w:p>
-      <w:pPr>
-        <w:pStyle w:val="BodyText"/>
-      </w:pPr>
-      <w:r>
-        <w:t xml:space="preserve">WHEREFORE, pursuant to Count II of Plaintiff’s Complaint, Plaintiff prays that this Honorable Court enter judgment against Defendant on Count II of Plaintiff’s Complaint, in the amount of $5,504.50, and determine that all monies paid to Defendant by Plaintiff are preferential transfers and shall be avoided pursuant to 11 U.S.C. §544(b)(1) and M.C.L.§566.34(1).</w:t>
-      </w:r>
-    </w:p>
-    <w:bookmarkEnd w:id="25"/>
-    <w:bookmarkEnd w:id="26"/>
-    <w:bookmarkStart w:id="28" w:name="count-iii"/>
+        <w:t xml:space="preserve">32. The Transfers are avoidable pursuant to 11 U.S.C. §544(b)⁠(1) and M.C.L.§566.34(1).</w:t>
+      </w:r>
+    </w:p>
+    <w:p>
+      <w:pPr>
+        <w:pStyle w:val="BodyText"/>
+      </w:pPr>
+      <w:r>
+        <w:t xml:space="preserve">WHEREFORE, pursuant to Count II of Plaintiff’s Complaint, Plaintiff prays that this Honorable Court enter judgment against Defendant on Count II of Plaintiff’s Complaint, in the amount of $5,504.50, and determine that all monies paid to Defendant by Plaintiff are preferential transfers and shall be avoided pursuant to 11 U.S.C. §544(b)⁠(1) and M.C.L.§566.34(1).</w:t>
+      </w:r>
+    </w:p>
     <w:p>
       <w:pPr>
         <w:pStyle w:val="Heading1"/>
@@ -678,7 +1068,6 @@
         <w:t xml:space="preserve">COUNT III</w:t>
       </w:r>
     </w:p>
-    <w:bookmarkStart w:id="27" w:name="Xe49a15b9f06e43b6e208e3ee2837804f8190642"/>
     <w:p>
       <w:pPr>
         <w:pStyle w:val="Heading2"/>
@@ -689,7 +1078,7 @@
     </w:p>
     <w:p>
       <w:pPr>
-        <w:pStyle w:val="FirstParagraph"/>
+        <w:pStyle w:val="BodyText"/>
       </w:pPr>
       <w:r>
         <w:t xml:space="preserve">33. Plaintiff restates and incorporates herein by reference the allegations contained above paragraph nos. 1. through 32., inclusive.</w:t>
@@ -716,7 +1105,7 @@
         <w:pStyle w:val="BodyText"/>
       </w:pPr>
       <w:r>
-        <w:t xml:space="preserve">36. Pursuant to 11 U.S.C. §550(a), Plaintiff is entitled to possession of the property whose transfer is avoided under 11 U.S.C. §544(b)(1), or the value thereof, from the initial transferee or the person for whose benefit the Transfer was made.</w:t>
+        <w:t xml:space="preserve">36. Pursuant to 11 U.S.C. §550(a), Plaintiff is entitled to possession of the property whose transfer is avoided under 11 U.S.C. §544(b)⁠(1), or the value thereof, from the initial transferee or the person for whose benefit the Transfer was made.</w:t>
       </w:r>
     </w:p>
     <w:p>
@@ -727,9 +1116,6 @@
         <w:t xml:space="preserve">WHEREFORE, pursuant to Count III of Plaintiff’s Complaint, Plaintiff prays that this Honorable Court enter judgment against Defendant on Count II of Plaintiffs’ Complaint, in the amount of $5,504.50, and determine that all monies paid to Defendant by Plaintiff are transfers which shall be avoided pursuant to 11 U.S.C. §550(a).</w:t>
       </w:r>
     </w:p>
-    <w:bookmarkEnd w:id="27"/>
-    <w:bookmarkEnd w:id="28"/>
-    <w:bookmarkStart w:id="30" w:name="count-iv"/>
     <w:p>
       <w:pPr>
         <w:pStyle w:val="Heading1"/>
@@ -738,7 +1124,6 @@
         <w:t xml:space="preserve">COUNT IV</w:t>
       </w:r>
     </w:p>
-    <w:bookmarkStart w:id="29" w:name="X3c120ea73fdd1a77daa71f30d4360214e571387"/>
     <w:p>
       <w:pPr>
         <w:pStyle w:val="Heading2"/>
@@ -749,7 +1134,7 @@
     </w:p>
     <w:p>
       <w:pPr>
-        <w:pStyle w:val="FirstParagraph"/>
+        <w:pStyle w:val="BodyText"/>
       </w:pPr>
       <w:r>
         <w:t xml:space="preserve">37. Plaintiff restates and incorporates herein by reference the allegations contained above paragraph nos. 1. through 36., inclusive.</w:t>
@@ -768,7 +1153,7 @@
         <w:pStyle w:val="BodyText"/>
       </w:pPr>
       <w:r>
-        <w:t xml:space="preserve">39. Under the terms of the Agreement Defendant failed to include and identify the principal amount and approximate interest charges of the Plaintiff’s obligations to be paid under the debt management plan, in violation of the Debt Management Act, M.C.L. 451.424, Section 14. (1)(d).</w:t>
+        <w:t xml:space="preserve">39. Under the terms of the Agreement Defendant failed to include and identify the principal amount and approximate interest charges of the Plaintiff’s obligations to be paid under the debt management plan, in violation of the Debt Management Act, M.C.L. 451.424, Section 14. (1)⁠(d).</w:t>
       </w:r>
     </w:p>
     <w:p>
@@ -831,9 +1216,6 @@
         <w:t xml:space="preserve">WHEREFORE, pursuant to Count IV of Plaintiff’s Complaint, Plaintiff prays that this Honorable Court declare the Agreement between Defendant and Plaintiff to be null and void, and enter judgment against Defendant in the amount of $5,504.50, plus reasonable attorney fees and costs.</w:t>
       </w:r>
     </w:p>
-    <w:bookmarkEnd w:id="29"/>
-    <w:bookmarkEnd w:id="30"/>
-    <w:bookmarkStart w:id="32" w:name="count-v"/>
     <w:p>
       <w:pPr>
         <w:pStyle w:val="Heading1"/>
@@ -842,7 +1224,6 @@
         <w:t xml:space="preserve">COUNT V</w:t>
       </w:r>
     </w:p>
-    <w:bookmarkStart w:id="31" w:name="Xef57b6696cf01c1f20ba19646f9e60d7c104c36"/>
     <w:p>
       <w:pPr>
         <w:pStyle w:val="Heading2"/>
@@ -853,7 +1234,7 @@
     </w:p>
     <w:p>
       <w:pPr>
-        <w:pStyle w:val="FirstParagraph"/>
+        <w:pStyle w:val="BodyText"/>
       </w:pPr>
       <w:r>
         <w:t xml:space="preserve">45. Plaintiff restates and incorporates herein by reference the allegations contained above paragraph nos. 1. through 44., inclusive.</w:t>
@@ -869,7 +1250,7 @@
     </w:p>
     <w:p>
       <w:pPr>
-        <w:pStyle w:val="BodyText"/>
+        <w:pStyle w:val="Conclusion"/>
       </w:pPr>
       <w:r>
         <w:t xml:space="preserve">WHEREFORE, pursuant to Count V of Plaintiff’s Complaint, Plaintiff prays that this Honorable Court enter judgment against Defendant herein for each violation of the MCPA, for statutory or actual damages, whichever is greater, plus reasonable attorney fees and costs.</w:t>
@@ -877,26 +1258,21 @@
     </w:p>
     <w:p>
       <w:pPr>
-        <w:pStyle w:val="Single"/>
-        <w:spacing w:before="336" w:after="0"/>
+        <w:keepNext/>
+        <w:spacing w:before="0" w:after="0" w:line="336" w:lineRule="exact"/>
       </w:pPr>
     </w:p>
     <w:tbl>
       <w:tblPr>
         <w:tblW w:w="9360" w:type="dxa"/>
-        <w:tblBorders>
-          <w:top w:val="nil"/>
-          <w:left w:val="nil"/>
-          <w:bottom w:val="nil"/>
-          <w:right w:val="nil"/>
-          <w:insideH w:val="nil"/>
-          <w:insideV w:val="nil"/>
-        </w:tblBorders>
         <w:tblLayout w:type="fixed"/>
         <w:tblCellMar>
+          <w:top w:w="0" w:type="dxa"/>
           <w:left w:w="0" w:type="dxa"/>
+          <w:bottom w:w="0" w:type="dxa"/>
           <w:right w:w="0" w:type="dxa"/>
         </w:tblCellMar>
+        <w:tblLook w:val="0000" w:firstRow="0" w:lastRow="0" w:firstColumn="0" w:lastColumn="0" w:noHBand="0" w:noVBand="0"/>
       </w:tblPr>
       <w:tblGrid>
         <w:gridCol w:w="4752"/>
@@ -912,7 +1288,9 @@
           </w:tcPr>
           <w:p>
             <w:pPr>
-              <w:pStyle w:val="Signature"/>
+              <w:spacing w:before="0" w:after="0" w:line="340" w:lineRule="exact"/>
+              <w:ind w:left="0" w:firstLine="0"/>
+              <w:jc w:val="left"/>
             </w:pPr>
             <w:r>
               <w:t xml:space="preserve">Dated: June 15, 2026</w:t>
@@ -925,7 +1303,9 @@
           </w:tcPr>
           <w:p>
             <w:pPr>
-              <w:pStyle w:val="Signature"/>
+              <w:spacing w:before="0" w:after="0" w:line="340" w:lineRule="exact"/>
+              <w:ind w:left="0" w:firstLine="0"/>
+              <w:jc w:val="left"/>
             </w:pPr>
             <w:r>
               <w:t xml:space="preserve">/s/ Samuel G. Firebaugh</w:t>
@@ -933,15 +1313,21 @@
           </w:p>
           <w:p>
             <w:pPr>
-              <w:pStyle w:val="Signature"/>
+              <w:spacing w:before="0" w:after="0" w:line="340" w:lineRule="exact"/>
+              <w:ind w:left="0" w:firstLine="0"/>
+              <w:jc w:val="left"/>
             </w:pPr>
             <w:r>
-              <w:t xml:space="preserve">Samuel G. Firebaugh (P-34276)</w:t>
+              <w:t xml:space="preserve">Samuel G. Firebaugh (P</w:t>
+              <w:noBreakHyphen/>
+              <w:t xml:space="preserve">34276)</w:t>
             </w:r>
           </w:p>
           <w:p>
             <w:pPr>
-              <w:pStyle w:val="Signature"/>
+              <w:spacing w:before="0" w:after="0" w:line="340" w:lineRule="exact"/>
+              <w:ind w:left="0" w:firstLine="0"/>
+              <w:jc w:val="left"/>
             </w:pPr>
             <w:r>
               <w:t xml:space="preserve">Firebaugh &amp; Andrews, P.L.L.C.</w:t>
@@ -949,7 +1335,9 @@
           </w:p>
           <w:p>
             <w:pPr>
-              <w:pStyle w:val="Signature"/>
+              <w:spacing w:before="0" w:after="0" w:line="340" w:lineRule="exact"/>
+              <w:ind w:left="0" w:firstLine="0"/>
+              <w:jc w:val="left"/>
             </w:pPr>
             <w:r>
               <w:t xml:space="preserve">Attorneys for Plaintiff</w:t>
@@ -957,7 +1345,9 @@
           </w:p>
           <w:p>
             <w:pPr>
-              <w:pStyle w:val="Signature"/>
+              <w:spacing w:before="0" w:after="0" w:line="340" w:lineRule="exact"/>
+              <w:ind w:left="0" w:firstLine="0"/>
+              <w:jc w:val="left"/>
             </w:pPr>
             <w:r>
               <w:t xml:space="preserve">38545 Ford Rd, Suite 104</w:t>
@@ -965,7 +1355,9 @@
           </w:p>
           <w:p>
             <w:pPr>
-              <w:pStyle w:val="Signature"/>
+              <w:spacing w:before="0" w:after="0" w:line="340" w:lineRule="exact"/>
+              <w:ind w:left="0" w:firstLine="0"/>
+              <w:jc w:val="left"/>
             </w:pPr>
             <w:r>
               <w:t xml:space="preserve">Westland, MI 48185</w:t>
@@ -973,15 +1365,21 @@
           </w:p>
           <w:p>
             <w:pPr>
-              <w:pStyle w:val="Signature"/>
+              <w:spacing w:before="0" w:after="0" w:line="340" w:lineRule="exact"/>
+              <w:ind w:left="0" w:firstLine="0"/>
+              <w:jc w:val="left"/>
             </w:pPr>
             <w:r>
-              <w:t xml:space="preserve">(734) 722-2999</w:t>
+              <w:t xml:space="preserve">(734) 722</w:t>
+              <w:noBreakHyphen/>
+              <w:t xml:space="preserve">2999</w:t>
             </w:r>
           </w:p>
           <w:p>
             <w:pPr>
-              <w:pStyle w:val="Signature"/>
+              <w:spacing w:before="0" w:after="0" w:line="340" w:lineRule="exact"/>
+              <w:ind w:left="0" w:firstLine="0"/>
+              <w:jc w:val="left"/>
             </w:pPr>
             <w:r>
               <w:t xml:space="preserve">firebaughandrews@comcast.net</w:t>
@@ -990,13 +1388,10 @@
         </w:tc>
       </w:tr>
     </w:tbl>
-    <w:bookmarkEnd w:id="31"/>
-    <w:bookmarkEnd w:id="32"/>
     <w:sectPr>
-      <w:footerReference w:type="default" r:id="rId100"/>
+      <w:footerReference w:type="default" r:id="rIdFooter1"/>
       <w:pgSz w:w="12240" w:h="15840"/>
-      <w:pgMar w:top="1440" w:right="1440" w:bottom="1440" w:left="1440" w:header="720" w:footer="720" w:gutter="0"/>
-      <w:cols w:space="720"/>
+      <w:pgMar w:top="1440" w:right="1440" w:bottom="1440" w:left="1440" w:header="720" w:footer="668" w:gutter="0"/>
     </w:sectPr>
   </w:body>
 </w:document>
@@ -1010,7 +1405,7 @@
 <w:ftr xmlns:w="http://schemas.openxmlformats.org/wordprocessingml/2006/main" xmlns:r="http://schemas.openxmlformats.org/officeDocument/2006/relationships">
   <w:p>
     <w:pPr>
-      <w:pStyle w:val="Footer"/>
+      <w:spacing w:before="0" w:after="0" w:line="340" w:lineRule="exact"/>
       <w:jc w:val="center"/>
     </w:pPr>
     <w:r>
@@ -1158,15 +1553,16 @@
   <w:docDefaults>
     <w:rPrDefault>
       <w:rPr>
-        <w:rFonts w:ascii="EB Garamond" w:hAnsi="EB Garamond" w:eastAsia="EB Garamond" w:cs="EB Garamond"/>
+        <w:rFonts w:ascii="Times New Roman" w:hAnsi="Times New Roman" w:eastAsia="Times New Roman" w:cs="Times New Roman"/>
         <w:sz w:val="28"/>
         <w:szCs w:val="28"/>
-        <w:lang w:val="en-US" w:eastAsia="en-US" w:bidi="ar-SA"/>
+        <w:lang w:val="en-US" w:eastAsia="zh-CN" w:bidi="ar-SA"/>
       </w:rPr>
     </w:rPrDefault>
     <w:pPrDefault>
       <w:pPr>
-        <w:spacing w:after="0" w:line="240" w:lineRule="auto"/>
+        <w:widowControl/>
+        <w:spacing w:after="0"/>
       </w:pPr>
     </w:pPrDefault>
   </w:docDefaults>
@@ -1174,25 +1570,15 @@
   <w:style w:type="paragraph" w:default="1" w:styleId="Normal">
     <w:name w:val="Normal"/>
     <w:qFormat/>
-    <w:pPr>
-      <w:widowControl/>
-      <w:spacing w:before="0" w:after="0" w:line="560" w:lineRule="exact"/>
-      <w:ind w:firstLine="0"/>
-    </w:pPr>
-    <w:rPr>
-      <w:rFonts w:ascii="EB Garamond" w:hAnsi="EB Garamond" w:eastAsia="EB Garamond" w:cs="EB Garamond"/>
-      <w:color w:val="000000"/>
-      <w:sz w:val="28"/>
-      <w:szCs w:val="28"/>
-    </w:rPr>
   </w:style>
   <w:style w:type="paragraph" w:styleId="BodyText">
     <w:name w:val="Body Text"/>
     <w:basedOn w:val="Normal"/>
+    <w:link w:val="BodyTextChar"/>
     <w:qFormat/>
     <w:pPr>
       <w:spacing w:before="0" w:after="0" w:line="560" w:lineRule="exact"/>
-      <w:ind w:firstLine="0"/>
+      <w:ind w:firstLine="720"/>
     </w:pPr>
   </w:style>
   <w:style w:type="paragraph" w:customStyle="1" w:styleId="FirstParagraph">
@@ -1200,18 +1586,13 @@
     <w:basedOn w:val="BodyText"/>
     <w:next w:val="BodyText"/>
     <w:qFormat/>
-    <w:pPr>
-      <w:spacing w:before="0" w:after="0" w:line="560" w:lineRule="exact"/>
-      <w:ind w:firstLine="0"/>
-    </w:pPr>
   </w:style>
   <w:style w:type="paragraph" w:customStyle="1" w:styleId="Compact">
     <w:name w:val="Compact"/>
     <w:basedOn w:val="BodyText"/>
     <w:qFormat/>
     <w:pPr>
-      <w:spacing w:before="0" w:after="0" w:line="560" w:lineRule="exact"/>
-      <w:ind w:firstLine="0"/>
+      <w:spacing w:before="36" w:after="36"/>
     </w:pPr>
   </w:style>
   <w:style w:type="paragraph" w:styleId="Title">
@@ -1351,12 +1732,11 @@
     <w:name w:val="heading 1"/>
     <w:basedOn w:val="Normal"/>
     <w:next w:val="BodyText"/>
-    <w:uiPriority w:val="9"/>
     <w:qFormat/>
     <w:pPr>
       <w:keepNext/>
       <w:keepLines/>
-      <w:spacing w:before="0" w:after="0" w:line="560" w:lineRule="exact"/>
+      <w:spacing w:before="280" w:after="0" w:line="560" w:lineRule="exact"/>
       <w:ind w:firstLine="0"/>
       <w:jc w:val="center"/>
       <w:outlineLvl w:val="0"/>
@@ -1373,8 +1753,6 @@
     <w:name w:val="heading 2"/>
     <w:basedOn w:val="Normal"/>
     <w:next w:val="BodyText"/>
-    <w:uiPriority w:val="9"/>
-    <w:unhideWhenUsed/>
     <w:qFormat/>
     <w:pPr>
       <w:keepNext/>
@@ -1396,22 +1774,23 @@
     <w:name w:val="heading 3"/>
     <w:basedOn w:val="Normal"/>
     <w:next w:val="BodyText"/>
+    <w:link w:val="Heading3Char"/>
     <w:uiPriority w:val="9"/>
+    <w:semiHidden/>
     <w:unhideWhenUsed/>
     <w:qFormat/>
+    <w:rsid w:val="00A10FD9"/>
     <w:pPr>
       <w:keepNext/>
       <w:keepLines/>
-      <w:spacing w:before="0" w:after="0" w:line="560" w:lineRule="exact"/>
+      <w:spacing w:before="240" w:after="120" w:line="340" w:lineRule="exact"/>
       <w:ind w:firstLine="0"/>
-      <w:jc w:val="left"/>
       <w:outlineLvl w:val="2"/>
     </w:pPr>
     <w:rPr>
+      <w:rFonts w:ascii="Times New Roman" w:hAnsi="Times New Roman" w:eastAsia="Times New Roman" w:cs="Times New Roman"/>
       <w:b/>
       <w:bCs/>
-      <w:i/>
-      <w:iCs/>
       <w:color w:val="000000"/>
       <w:sz w:val="28"/>
       <w:szCs w:val="28"/>
@@ -1430,14 +1809,18 @@
     <w:pPr>
       <w:keepNext/>
       <w:keepLines/>
-      <w:spacing w:before="80" w:after="40"/>
+      <w:spacing w:before="240" w:after="120" w:line="340" w:lineRule="exact"/>
+      <w:ind w:firstLine="0"/>
       <w:outlineLvl w:val="3"/>
     </w:pPr>
     <w:rPr>
-      <w:rFonts w:eastAsiaTheme="majorEastAsia" w:cstheme="majorBidi"/>
+      <w:rFonts w:ascii="Times New Roman" w:hAnsi="Times New Roman" w:eastAsia="Times New Roman" w:cs="Times New Roman"/>
+      <w:b/>
+      <w:bCs/>
       <w:i/>
-      <w:iCs/>
-      <w:color w:val="0F4761" w:themeColor="accent1" w:themeShade="BF"/>
+      <w:color w:val="000000"/>
+      <w:sz w:val="28"/>
+      <w:szCs w:val="28"/>
     </w:rPr>
   </w:style>
   <w:style w:type="paragraph" w:styleId="Heading5">
@@ -1453,12 +1836,18 @@
     <w:pPr>
       <w:keepNext/>
       <w:keepLines/>
-      <w:spacing w:before="80" w:after="40"/>
+      <w:spacing w:before="240" w:after="120" w:line="340" w:lineRule="exact"/>
+      <w:ind w:firstLine="0"/>
       <w:outlineLvl w:val="4"/>
     </w:pPr>
     <w:rPr>
-      <w:rFonts w:eastAsiaTheme="majorEastAsia" w:cstheme="majorBidi"/>
-      <w:color w:val="0F4761" w:themeColor="accent1" w:themeShade="BF"/>
+      <w:rFonts w:ascii="Times New Roman" w:hAnsi="Times New Roman" w:eastAsia="Times New Roman" w:cs="Times New Roman"/>
+      <w:b/>
+      <w:bCs/>
+      <w:i/>
+      <w:color w:val="000000"/>
+      <w:sz w:val="28"/>
+      <w:szCs w:val="28"/>
     </w:rPr>
   </w:style>
   <w:style w:type="paragraph" w:styleId="Heading6">
@@ -1668,6 +2057,15 @@
       <w:color w:val="272727" w:themeColor="text1" w:themeTint="D8"/>
     </w:rPr>
   </w:style>
+  <w:style w:type="paragraph" w:customStyle="1" w:styleId="ListItem">
+    <w:name w:val="List Item"/>
+    <w:basedOn w:val="BodyText"/>
+    <w:qFormat/>
+    <w:pPr>
+      <w:spacing w:before="0" w:after="0" w:line="560" w:lineRule="exact"/>
+      <w:ind w:left="720" w:hanging="720"/>
+    </w:pPr>
+  </w:style>
   <w:style w:type="paragraph" w:styleId="BlockText">
     <w:name w:val="Block Text"/>
     <w:basedOn w:val="BodyText"/>
@@ -1676,18 +2074,20 @@
     <w:unhideWhenUsed/>
     <w:qFormat/>
     <w:pPr>
-      <w:spacing w:before="100" w:after="100"/>
-      <w:ind w:firstLine="0" w:left="480" w:right="480"/>
+      <w:spacing w:before="280" w:after="280" w:line="340" w:lineRule="exact"/>
+      <w:ind w:firstLine="0" w:left="720" w:right="720"/>
     </w:pPr>
   </w:style>
   <w:style w:type="paragraph" w:styleId="FootnoteText">
-    <w:name w:val="footnote text"/>
+    <w:name w:val="Footnote Text"/>
     <w:basedOn w:val="Normal"/>
-    <w:uiPriority w:val="99"/>
+    <w:next w:val="FootnoteText"/>
+    <w:uiPriority w:val="9"/>
     <w:unhideWhenUsed/>
-    <w:pPr>
-      <w:spacing w:before="0" w:after="0" w:line="240" w:lineRule="auto"/>
-      <w:ind w:firstLine="0"/>
+    <w:qFormat/>
+    <w:pPr>
+      <w:keepLines/>
+      <w:spacing w:before="0" w:after="140" w:line="340" w:lineRule="exact"/>
     </w:pPr>
     <w:rPr>
       <w:sz w:val="28"/>
@@ -1702,8 +2102,8 @@
     <w:unhideWhenUsed/>
     <w:qFormat/>
     <w:pPr>
-      <w:spacing w:before="100" w:after="100"/>
-      <w:ind w:firstLine="0" w:left="480" w:right="480"/>
+      <w:spacing w:before="280" w:after="280"/>
+      <w:ind w:firstLine="0" w:left="720" w:right="720"/>
     </w:pPr>
   </w:style>
   <w:style w:type="character" w:default="1" w:styleId="DefaultParagraphFont">
@@ -1714,8 +2114,6 @@
   <w:style w:type="table" w:default="1" w:styleId="Table">
     <w:name w:val="Table"/>
     <w:basedOn w:val="TableNormal"/>
-    <w:semiHidden/>
-    <w:unhideWhenUsed/>
     <w:qFormat/>
     <w:tblPr>
       <w:tblInd w:w="0" w:type="dxa"/>
@@ -1727,13 +2125,6 @@
       </w:tblCellMar>
     </w:tblPr>
     <w:tblStylePr w:type="firstRow">
-      <w:tblPr>
-        <w:jc w:val="left"/>
-        <w:tblInd w:w="0" w:type="dxa"/>
-      </w:tblPr>
-      <w:trPr>
-        <w:jc w:val="left"/>
-      </w:trPr>
       <w:tcPr>
         <w:tcBorders>
           <w:bottom w:val="single"/>
@@ -1801,7 +2192,7 @@
     <w:name w:val="Verbatim Char"/>
     <w:basedOn w:val="BodyTextChar"/>
     <w:rPr>
-      <w:rFonts w:ascii="EB Garamond" w:hAnsi="EB Garamond"/>
+      <w:rFonts w:ascii="Consolas" w:hAnsi="Consolas"/>
       <w:sz w:val="22"/>
     </w:rPr>
   </w:style>
@@ -1820,7 +2211,7 @@
     <w:name w:val="Hyperlink"/>
     <w:basedOn w:val="BodyTextChar"/>
     <w:rPr>
-      <w:color w:val="4F81BD" w:themeColor="accent1"/>
+      <w:color w:val="000000"/>
     </w:rPr>
   </w:style>
   <w:style w:type="paragraph" w:styleId="TOCHeading">
@@ -1841,60 +2232,248 @@
       <w:color w:val="365F91" w:themeColor="accent1" w:themeShade="BF"/>
     </w:rPr>
   </w:style>
-  <w:style w:type="paragraph" w:styleId="Footer">
-    <w:name w:val="footer"/>
-    <w:basedOn w:val="Normal"/>
-    <w:uiPriority w:val="99"/>
-    <w:unhideWhenUsed/>
-    <w:pPr>
-      <w:spacing w:before="0" w:after="0" w:line="240" w:lineRule="auto"/>
-      <w:ind w:firstLine="0"/>
-      <w:jc w:val="center"/>
-    </w:pPr>
-    <w:rPr>
-      <w:sz w:val="28"/>
-      <w:szCs w:val="28"/>
-    </w:rPr>
-  </w:style>
-  <w:style w:type="paragraph" w:customStyle="1" w:styleId="Centered">
-    <w:name w:val="Centered"/>
-    <w:basedOn w:val="Normal"/>
-    <w:qFormat/>
-    <w:pPr>
-      <w:spacing w:before="0" w:after="0" w:line="240" w:lineRule="auto"/>
-      <w:ind w:firstLine="0"/>
-      <w:jc w:val="center"/>
-    </w:pPr>
-  </w:style>
-  <w:style w:type="paragraph" w:customStyle="1" w:styleId="Single">
-    <w:name w:val="Single"/>
-    <w:basedOn w:val="Normal"/>
-    <w:qFormat/>
-    <w:pPr>
-      <w:spacing w:before="0" w:after="0" w:line="240" w:lineRule="auto"/>
-      <w:ind w:firstLine="0"/>
-    </w:pPr>
-  </w:style>
-  <w:style w:type="paragraph" w:customStyle="1" w:styleId="SingleRight">
-    <w:name w:val="Single Right"/>
-    <w:basedOn w:val="Single"/>
-    <w:qFormat/>
-    <w:pPr>
-      <w:spacing w:before="0" w:after="0" w:line="240" w:lineRule="auto"/>
-      <w:ind w:firstLine="0"/>
-      <w:jc w:val="right"/>
-    </w:pPr>
-  </w:style>
-  <w:style w:type="paragraph" w:customStyle="1" w:styleId="Signature">
-    <w:name w:val="Signature Block"/>
-    <w:basedOn w:val="Single"/>
+  <w:style w:type="paragraph" w:customStyle="1" w:styleId="Conclusion">
+    <w:name w:val="Conclusion"/>
+    <w:basedOn w:val="BodyText"/>
     <w:qFormat/>
     <w:pPr>
       <w:keepNext/>
       <w:keepLines/>
-      <w:spacing w:before="0" w:after="0" w:line="240" w:lineRule="auto"/>
-      <w:ind w:left="0" w:firstLine="0"/>
-    </w:pPr>
+    </w:pPr>
+  </w:style>
+  <w:style w:type="paragraph" w:customStyle="1" w:styleId="SourceCode">
+    <w:name w:val="Source Code"/>
+    <w:basedOn w:val="Normal"/>
+    <w:link w:val="VerbatimChar"/>
+    <w:pPr>
+      <w:wordWrap w:val="off"/>
+    </w:pPr>
+  </w:style>
+  <w:style w:type="character" w:customStyle="1" w:styleId="KeywordTok">
+    <w:name w:val="KeywordTok"/>
+    <w:basedOn w:val="VerbatimChar"/>
+    <w:rPr>
+      <w:b/>
+      <w:color w:val="007020"/>
+    </w:rPr>
+  </w:style>
+  <w:style w:type="character" w:customStyle="1" w:styleId="DataTypeTok">
+    <w:name w:val="DataTypeTok"/>
+    <w:basedOn w:val="VerbatimChar"/>
+    <w:rPr>
+      <w:color w:val="902000"/>
+    </w:rPr>
+  </w:style>
+  <w:style w:type="character" w:customStyle="1" w:styleId="DecValTok">
+    <w:name w:val="DecValTok"/>
+    <w:basedOn w:val="VerbatimChar"/>
+    <w:rPr>
+      <w:color w:val="40a070"/>
+    </w:rPr>
+  </w:style>
+  <w:style w:type="character" w:customStyle="1" w:styleId="BaseNTok">
+    <w:name w:val="BaseNTok"/>
+    <w:basedOn w:val="VerbatimChar"/>
+    <w:rPr>
+      <w:color w:val="40a070"/>
+    </w:rPr>
+  </w:style>
+  <w:style w:type="character" w:customStyle="1" w:styleId="FloatTok">
+    <w:name w:val="FloatTok"/>
+    <w:basedOn w:val="VerbatimChar"/>
+    <w:rPr>
+      <w:color w:val="40a070"/>
+    </w:rPr>
+  </w:style>
+  <w:style w:type="character" w:customStyle="1" w:styleId="ConstantTok">
+    <w:name w:val="ConstantTok"/>
+    <w:basedOn w:val="VerbatimChar"/>
+    <w:rPr>
+      <w:color w:val="880000"/>
+    </w:rPr>
+  </w:style>
+  <w:style w:type="character" w:customStyle="1" w:styleId="CharTok">
+    <w:name w:val="CharTok"/>
+    <w:basedOn w:val="VerbatimChar"/>
+    <w:rPr>
+      <w:color w:val="4070a0"/>
+    </w:rPr>
+  </w:style>
+  <w:style w:type="character" w:customStyle="1" w:styleId="SpecialCharTok">
+    <w:name w:val="SpecialCharTok"/>
+    <w:basedOn w:val="VerbatimChar"/>
+    <w:rPr>
+      <w:color w:val="4070a0"/>
+    </w:rPr>
+  </w:style>
+  <w:style w:type="character" w:customStyle="1" w:styleId="StringTok">
+    <w:name w:val="StringTok"/>
+    <w:basedOn w:val="VerbatimChar"/>
+    <w:rPr>
+      <w:color w:val="4070a0"/>
+    </w:rPr>
+  </w:style>
+  <w:style w:type="character" w:customStyle="1" w:styleId="VerbatimStringTok">
+    <w:name w:val="VerbatimStringTok"/>
+    <w:basedOn w:val="VerbatimChar"/>
+    <w:rPr>
+      <w:color w:val="4070a0"/>
+    </w:rPr>
+  </w:style>
+  <w:style w:type="character" w:customStyle="1" w:styleId="SpecialStringTok">
+    <w:name w:val="SpecialStringTok"/>
+    <w:basedOn w:val="VerbatimChar"/>
+    <w:rPr>
+      <w:color w:val="bb6688"/>
+    </w:rPr>
+  </w:style>
+  <w:style w:type="character" w:customStyle="1" w:styleId="ImportTok">
+    <w:name w:val="ImportTok"/>
+    <w:basedOn w:val="VerbatimChar"/>
+    <w:rPr>
+      <w:b/>
+      <w:color w:val="008000"/>
+    </w:rPr>
+  </w:style>
+  <w:style w:type="character" w:customStyle="1" w:styleId="CommentTok">
+    <w:name w:val="CommentTok"/>
+    <w:basedOn w:val="VerbatimChar"/>
+    <w:rPr>
+      <w:i/>
+      <w:color w:val="60a0b0"/>
+    </w:rPr>
+  </w:style>
+  <w:style w:type="character" w:customStyle="1" w:styleId="DocumentationTok">
+    <w:name w:val="DocumentationTok"/>
+    <w:basedOn w:val="VerbatimChar"/>
+    <w:rPr>
+      <w:i/>
+      <w:color w:val="ba2121"/>
+    </w:rPr>
+  </w:style>
+  <w:style w:type="character" w:customStyle="1" w:styleId="AnnotationTok">
+    <w:name w:val="AnnotationTok"/>
+    <w:basedOn w:val="VerbatimChar"/>
+    <w:rPr>
+      <w:b/>
+      <w:i/>
+      <w:color w:val="60a0b0"/>
+    </w:rPr>
+  </w:style>
+  <w:style w:type="character" w:customStyle="1" w:styleId="CommentVarTok">
+    <w:name w:val="CommentVarTok"/>
+    <w:basedOn w:val="VerbatimChar"/>
+    <w:rPr>
+      <w:b/>
+      <w:i/>
+      <w:color w:val="60a0b0"/>
+    </w:rPr>
+  </w:style>
+  <w:style w:type="character" w:customStyle="1" w:styleId="OtherTok">
+    <w:name w:val="OtherTok"/>
+    <w:basedOn w:val="VerbatimChar"/>
+    <w:rPr>
+      <w:color w:val="007020"/>
+    </w:rPr>
+  </w:style>
+  <w:style w:type="character" w:customStyle="1" w:styleId="FunctionTok">
+    <w:name w:val="FunctionTok"/>
+    <w:basedOn w:val="VerbatimChar"/>
+    <w:rPr>
+      <w:color w:val="06287e"/>
+    </w:rPr>
+  </w:style>
+  <w:style w:type="character" w:customStyle="1" w:styleId="VariableTok">
+    <w:name w:val="VariableTok"/>
+    <w:basedOn w:val="VerbatimChar"/>
+    <w:rPr>
+      <w:color w:val="19177c"/>
+    </w:rPr>
+  </w:style>
+  <w:style w:type="character" w:customStyle="1" w:styleId="ControlFlowTok">
+    <w:name w:val="ControlFlowTok"/>
+    <w:basedOn w:val="VerbatimChar"/>
+    <w:rPr>
+      <w:b/>
+      <w:color w:val="007020"/>
+    </w:rPr>
+  </w:style>
+  <w:style w:type="character" w:customStyle="1" w:styleId="OperatorTok">
+    <w:name w:val="OperatorTok"/>
+    <w:basedOn w:val="VerbatimChar"/>
+    <w:rPr>
+      <w:color w:val="666666"/>
+    </w:rPr>
+  </w:style>
+  <w:style w:type="character" w:customStyle="1" w:styleId="BuiltInTok">
+    <w:name w:val="BuiltInTok"/>
+    <w:basedOn w:val="VerbatimChar"/>
+    <w:rPr>
+      <w:color w:val="008000"/>
+    </w:rPr>
+  </w:style>
+  <w:style w:type="character" w:customStyle="1" w:styleId="ExtensionTok">
+    <w:name w:val="ExtensionTok"/>
+    <w:basedOn w:val="VerbatimChar"/>
+    <w:rPr/>
+  </w:style>
+  <w:style w:type="character" w:customStyle="1" w:styleId="PreprocessorTok">
+    <w:name w:val="PreprocessorTok"/>
+    <w:basedOn w:val="VerbatimChar"/>
+    <w:rPr>
+      <w:color w:val="bc7a00"/>
+    </w:rPr>
+  </w:style>
+  <w:style w:type="character" w:customStyle="1" w:styleId="AttributeTok">
+    <w:name w:val="AttributeTok"/>
+    <w:basedOn w:val="VerbatimChar"/>
+    <w:rPr>
+      <w:color w:val="7d9029"/>
+    </w:rPr>
+  </w:style>
+  <w:style w:type="character" w:customStyle="1" w:styleId="RegionMarkerTok">
+    <w:name w:val="RegionMarkerTok"/>
+    <w:basedOn w:val="VerbatimChar"/>
+    <w:rPr/>
+  </w:style>
+  <w:style w:type="character" w:customStyle="1" w:styleId="InformationTok">
+    <w:name w:val="InformationTok"/>
+    <w:basedOn w:val="VerbatimChar"/>
+    <w:rPr>
+      <w:b/>
+      <w:i/>
+      <w:color w:val="60a0b0"/>
+    </w:rPr>
+  </w:style>
+  <w:style w:type="character" w:customStyle="1" w:styleId="WarningTok">
+    <w:name w:val="WarningTok"/>
+    <w:basedOn w:val="VerbatimChar"/>
+    <w:rPr>
+      <w:b/>
+      <w:i/>
+      <w:color w:val="60a0b0"/>
+    </w:rPr>
+  </w:style>
+  <w:style w:type="character" w:customStyle="1" w:styleId="AlertTok">
+    <w:name w:val="AlertTok"/>
+    <w:basedOn w:val="VerbatimChar"/>
+    <w:rPr>
+      <w:b/>
+      <w:color w:val="ff0000"/>
+    </w:rPr>
+  </w:style>
+  <w:style w:type="character" w:customStyle="1" w:styleId="ErrorTok">
+    <w:name w:val="ErrorTok"/>
+    <w:basedOn w:val="VerbatimChar"/>
+    <w:rPr>
+      <w:b/>
+      <w:color w:val="ff0000"/>
+    </w:rPr>
+  </w:style>
+  <w:style w:type="character" w:customStyle="1" w:styleId="NormalTok">
+    <w:name w:val="NormalTok"/>
+    <w:basedOn w:val="VerbatimChar"/>
+    <w:rPr/>
   </w:style>
 </w:styles>
 </file>
